--- a/Examples/GroupDocs.Assembly.Examples.Java/Data/Output/Word Reports/Numbered List_RestartNum.docx
+++ b/Examples/GroupDocs.Assembly.Examples.Java/Data/Output/Word Reports/Numbered List_RestartNum.docx
@@ -1,7 +1,7 @@
 
 <file path=word/document.xml><?xml version="1.0" encoding="utf-8"?>
 <w:document xmlns:wpc="http://schemas.microsoft.com/office/word/2010/wordprocessingCanvas" xmlns:cx="http://schemas.microsoft.com/office/drawing/2014/chartex" xmlns:cx1="http://schemas.microsoft.com/office/drawing/2015/9/8/chartex" xmlns:cx2="http://schemas.microsoft.com/office/drawing/2015/10/21/chartex" xmlns:cx3="http://schemas.microsoft.com/office/drawing/2016/5/9/chartex" xmlns:cx4="http://schemas.microsoft.com/office/drawing/2016/5/10/chartex" xmlns:cx5="http://schemas.microsoft.com/office/drawing/2016/5/11/chartex" xmlns:mc="http://schemas.openxmlformats.org/markup-compatibility/2006" xmlns:o="urn:schemas-microsoft-com:office:office" xmlns:r="http://schemas.openxmlformats.org/officeDocument/2006/relationships" xmlns:m="http://schemas.openxmlformats.org/officeDocument/2006/math" xmlns:v="urn:schemas-microsoft-com:vml" xmlns:wp14="http://schemas.microsoft.com/office/word/2010/wordprocessingDrawing" xmlns:wp="http://schemas.openxmlformats.org/drawingml/2006/wordprocessingDrawing" xmlns:w10="urn:schemas-microsoft-com:office:word" xmlns:w="http://schemas.openxmlformats.org/wordprocessingml/2006/main" xmlns:w14="http://schemas.microsoft.com/office/word/2010/wordml" xmlns:w15="http://schemas.microsoft.com/office/word/2012/wordml" xmlns:wne="http://schemas.microsoft.com/office/word/2006/wordml" xmlns:wpg="http://schemas.microsoft.com/office/word/2010/wordprocessingGroup" xmlns:wpi="http://schemas.microsoft.com/office/word/2010/wordprocessingInk" xmlns:wps="http://schemas.microsoft.com/office/word/2010/wordprocessingShape" mc:Ignorable="w14 w15 wp14">
-  <!-- Generated by Aspose.Words for Java 19.7 -->
+  <!-- Generated by Aspose.Words for Java 26.3.0 -->
   <w:body>
     <w:p>
       <w:pPr>
@@ -1255,8 +1255,6 @@
           <w:lang w:val="en-US" w:bidi="ur-PK"/>
         </w:rPr>
       </w:pPr>
-      <w:bookmarkStart w:id="0" w:name="_GoBack"/>
-      <w:bookmarkEnd w:id="0"/>
       <w:r>
         <w:rPr>
           <w:rFonts w:ascii="Courier New" w:eastAsia="Times New Roman" w:hAnsi="Courier New" w:cs="Courier New"/>
@@ -2239,6 +2237,8 @@
           <w:lang w:val="en-US" w:bidi="ur-PK"/>
         </w:rPr>
       </w:pPr>
+      <w:bookmarkStart w:id="0" w:name="_GoBack"/>
+      <w:bookmarkEnd w:id="0"/>
       <w:r>
         <w:rPr>
           <w:rFonts w:ascii="Courier New" w:eastAsia="Times New Roman" w:hAnsi="Courier New" w:cs="Courier New"/>
@@ -2302,7 +2302,7 @@
 
 <file path=word/numbering.xml><?xml version="1.0" encoding="utf-8"?>
 <w:numbering xmlns:wpc="http://schemas.microsoft.com/office/word/2010/wordprocessingCanvas" xmlns:cx="http://schemas.microsoft.com/office/drawing/2014/chartex" xmlns:cx1="http://schemas.microsoft.com/office/drawing/2015/9/8/chartex" xmlns:cx2="http://schemas.microsoft.com/office/drawing/2015/10/21/chartex" xmlns:cx3="http://schemas.microsoft.com/office/drawing/2016/5/9/chartex" xmlns:cx4="http://schemas.microsoft.com/office/drawing/2016/5/10/chartex" xmlns:cx5="http://schemas.microsoft.com/office/drawing/2016/5/11/chartex" xmlns:mc="http://schemas.openxmlformats.org/markup-compatibility/2006" xmlns:o="urn:schemas-microsoft-com:office:office" xmlns:r="http://schemas.openxmlformats.org/officeDocument/2006/relationships" xmlns:m="http://schemas.openxmlformats.org/officeDocument/2006/math" xmlns:v="urn:schemas-microsoft-com:vml" xmlns:wp14="http://schemas.microsoft.com/office/word/2010/wordprocessingDrawing" xmlns:wp="http://schemas.openxmlformats.org/drawingml/2006/wordprocessingDrawing" xmlns:w10="urn:schemas-microsoft-com:office:word" xmlns:w="http://schemas.openxmlformats.org/wordprocessingml/2006/main" xmlns:w14="http://schemas.microsoft.com/office/word/2010/wordml" xmlns:w15="http://schemas.microsoft.com/office/word/2012/wordml" xmlns:wne="http://schemas.microsoft.com/office/word/2006/wordml" xmlns:wpg="http://schemas.microsoft.com/office/word/2010/wordprocessingGroup" xmlns:wpi="http://schemas.microsoft.com/office/word/2010/wordprocessingInk" xmlns:wps="http://schemas.microsoft.com/office/word/2010/wordprocessingShape" mc:Ignorable="w14 w15 wp14">
-  <w:abstractNum w:abstractNumId="0">
+  <w:abstractNum w:abstractNumId="0" w15:restartNumberingAfterBreak="0">
     <w:nsid w:val="1C03652E"/>
     <w:multiLevelType w:val="hybridMultilevel"/>
     <w:tmpl w:val="CCEAD002"/>
@@ -2388,7 +2388,7 @@
       </w:pPr>
     </w:lvl>
   </w:abstractNum>
-  <w:abstractNum w:abstractNumId="1">
+  <w:abstractNum w:abstractNumId="1" w15:restartNumberingAfterBreak="0">
     <w:nsid w:val="29D20511"/>
     <w:multiLevelType w:val="hybridMultilevel"/>
     <w:tmpl w:val="9F96DB12"/>
@@ -2474,7 +2474,7 @@
       </w:pPr>
     </w:lvl>
   </w:abstractNum>
-  <w:abstractNum w:abstractNumId="2">
+  <w:abstractNum w:abstractNumId="2" w15:restartNumberingAfterBreak="0">
     <w:nsid w:val="4A822EFA"/>
     <w:multiLevelType w:val="hybridMultilevel"/>
     <w:tmpl w:val="CCEAD002"/>
@@ -2560,7 +2560,7 @@
       </w:pPr>
     </w:lvl>
   </w:abstractNum>
-  <w:abstractNum w:abstractNumId="3">
+  <w:abstractNum w:abstractNumId="3" w15:restartNumberingAfterBreak="0">
     <w:nsid w:val="4F8443EF"/>
     <w:multiLevelType w:val="hybridMultilevel"/>
     <w:tmpl w:val="CCEAD002"/>
@@ -2646,7 +2646,7 @@
       </w:pPr>
     </w:lvl>
   </w:abstractNum>
-  <w:abstractNum w:abstractNumId="4">
+  <w:abstractNum w:abstractNumId="4" w15:restartNumberingAfterBreak="0">
     <w:nsid w:val="4F8443F0"/>
     <w:multiLevelType w:val="hybridMultilevel"/>
     <w:tmpl w:val="CCEAD002"/>
@@ -2732,7 +2732,7 @@
       </w:pPr>
     </w:lvl>
   </w:abstractNum>
-  <w:abstractNum w:abstractNumId="5">
+  <w:abstractNum w:abstractNumId="5" w15:restartNumberingAfterBreak="0">
     <w:nsid w:val="4F8443F1"/>
     <w:multiLevelType w:val="hybridMultilevel"/>
     <w:tmpl w:val="CCEAD002"/>
@@ -2818,7 +2818,7 @@
       </w:pPr>
     </w:lvl>
   </w:abstractNum>
-  <w:abstractNum w:abstractNumId="6">
+  <w:abstractNum w:abstractNumId="6" w15:restartNumberingAfterBreak="0">
     <w:nsid w:val="4F8443F2"/>
     <w:multiLevelType w:val="hybridMultilevel"/>
     <w:tmpl w:val="CCEAD002"/>
@@ -2904,7 +2904,7 @@
       </w:pPr>
     </w:lvl>
   </w:abstractNum>
-  <w:abstractNum w:abstractNumId="7">
+  <w:abstractNum w:abstractNumId="7" w15:restartNumberingAfterBreak="0">
     <w:nsid w:val="4F8443F3"/>
     <w:multiLevelType w:val="hybridMultilevel"/>
     <w:tmpl w:val="CCEAD002"/>
@@ -2990,7 +2990,7 @@
       </w:pPr>
     </w:lvl>
   </w:abstractNum>
-  <w:abstractNum w:abstractNumId="8">
+  <w:abstractNum w:abstractNumId="8" w15:restartNumberingAfterBreak="0">
     <w:nsid w:val="4F8443F4"/>
     <w:multiLevelType w:val="hybridMultilevel"/>
     <w:tmpl w:val="CCEAD002"/>
@@ -3076,7 +3076,7 @@
       </w:pPr>
     </w:lvl>
   </w:abstractNum>
-  <w:abstractNum w:abstractNumId="9">
+  <w:abstractNum w:abstractNumId="9" w15:restartNumberingAfterBreak="0">
     <w:nsid w:val="4F8443F5"/>
     <w:multiLevelType w:val="hybridMultilevel"/>
     <w:tmpl w:val="CCEAD002"/>
@@ -3162,7 +3162,7 @@
       </w:pPr>
     </w:lvl>
   </w:abstractNum>
-  <w:abstractNum w:abstractNumId="10">
+  <w:abstractNum w:abstractNumId="10" w15:restartNumberingAfterBreak="0">
     <w:nsid w:val="4F8443F6"/>
     <w:multiLevelType w:val="hybridMultilevel"/>
     <w:tmpl w:val="CCEAD002"/>
@@ -3248,7 +3248,7 @@
       </w:pPr>
     </w:lvl>
   </w:abstractNum>
-  <w:abstractNum w:abstractNumId="11">
+  <w:abstractNum w:abstractNumId="11" w15:restartNumberingAfterBreak="0">
     <w:nsid w:val="4F8443F7"/>
     <w:multiLevelType w:val="hybridMultilevel"/>
     <w:tmpl w:val="CCEAD002"/>
